--- a/docs/research/mvp/final/implementation/09-testing-qa/README.docx
+++ b/docs/research/mvp/final/implementation/09-testing-qa/README.docx
@@ -10,7 +10,7 @@
         <w:t xml:space="preserve">HelixVPN MVP — Testing &amp; QA Implementation Strategy</w:t>
       </w:r>
     </w:p>
-    <w:bookmarkStart w:id="32" w:name="Xf6eb48f9d768515f7480568c97bd7fd5a183e60"/>
+    <w:bookmarkStart w:id="49" w:name="Xf6eb48f9d768515f7480568c97bd7fd5a183e60"/>
     <w:p>
       <w:pPr>
         <w:pStyle w:val="Heading1"/>
@@ -50,7 +50,7 @@
         <w:t xml:space="preserve"> </w:t>
       </w:r>
       <w:r>
-        <w:t xml:space="preserve">2026-07-05T14:20:00Z</w:t>
+        <w:t xml:space="preserve">2026-07-06T10:44:05Z</w:t>
       </w:r>
       <w:r>
         <w:br/>
@@ -4852,13 +4852,597 @@
       </w:r>
     </w:p>
     <w:bookmarkEnd w:id="25"/>
-    <w:bookmarkStart w:id="31" w:name="X027c4b46608c83fc19d633d01cf4cf9a7b95731"/>
+    <w:bookmarkStart w:id="41" w:name="Xb7a0e1b5fbb76a04d00e07ef0924994817e188e"/>
     <w:p>
       <w:pPr>
         <w:pStyle w:val="Heading2"/>
       </w:pPr>
       <w:r>
-        <w:t xml:space="preserve">11. Links</w:t>
+        <w:t xml:space="preserve">11. Source docs (</w:t>
+      </w:r>
+      <w:r>
+        <w:rPr>
+          <w:rStyle w:val="VerbatimChar"/>
+        </w:rPr>
+        <w:t xml:space="preserve">v08-testing/</w:t>
+      </w:r>
+      <w:r>
+        <w:t xml:space="preserve">)</w:t>
+      </w:r>
+    </w:p>
+    <w:p>
+      <w:pPr>
+        <w:pStyle w:val="FirstParagraph"/>
+      </w:pPr>
+      <w:r>
+        <w:t xml:space="preserve">The detailed test-type specifications and the coverage-ledger schema live in the parent</w:t>
+      </w:r>
+      <w:r>
+        <w:t xml:space="preserve"> </w:t>
+      </w:r>
+      <w:r>
+        <w:rPr>
+          <w:rStyle w:val="VerbatimChar"/>
+        </w:rPr>
+        <w:t xml:space="preserve">final/</w:t>
+      </w:r>
+      <w:r>
+        <w:t xml:space="preserve"> </w:t>
+      </w:r>
+      <w:r>
+        <w:t xml:space="preserve">tree. This implementation section is a consolidation of the following source docs:</w:t>
+      </w:r>
+    </w:p>
+    <w:tbl>
+      <w:tblPr>
+        <w:tblStyle w:val="Table"/>
+        <w:tblW w:type="auto" w:w="0"/>
+        <w:tblLook w:firstRow="1" w:lastRow="0" w:firstColumn="0" w:lastColumn="0" w:noHBand="0" w:noVBand="0" w:val="0020"/>
+      </w:tblPr>
+      <w:tblGrid>
+        <w:gridCol w:w="3960"/>
+        <w:gridCol w:w="3960"/>
+      </w:tblGrid>
+      <w:tr>
+        <w:trPr>
+          <w:tblHeader w:val="on"/>
+        </w:trPr>
+        <w:tc>
+          <w:tcPr/>
+          <w:p>
+            <w:pPr>
+              <w:pStyle w:val="Compact"/>
+            </w:pPr>
+            <w:r>
+              <w:t xml:space="preserve">Source doc</w:t>
+            </w:r>
+          </w:p>
+        </w:tc>
+        <w:tc>
+          <w:tcPr/>
+          <w:p>
+            <w:pPr>
+              <w:pStyle w:val="Compact"/>
+            </w:pPr>
+            <w:r>
+              <w:t xml:space="preserve">§11.4.169 type / role</w:t>
+            </w:r>
+          </w:p>
+        </w:tc>
+      </w:tr>
+      <w:tr>
+        <w:tc>
+          <w:tcPr/>
+          <w:p>
+            <w:pPr>
+              <w:pStyle w:val="Compact"/>
+            </w:pPr>
+            <w:hyperlink r:id="rId26">
+              <w:r>
+                <w:rPr>
+                  <w:rStyle w:val="VerbatimChar"/>
+                </w:rPr>
+                <w:t xml:space="preserve">../../v08-testing/unit.md</w:t>
+              </w:r>
+            </w:hyperlink>
+          </w:p>
+        </w:tc>
+        <w:tc>
+          <w:tcPr/>
+          <w:p>
+            <w:pPr>
+              <w:pStyle w:val="Compact"/>
+            </w:pPr>
+            <w:r>
+              <w:rPr>
+                <w:rStyle w:val="VerbatimChar"/>
+              </w:rPr>
+              <w:t xml:space="preserve">UNIT</w:t>
+            </w:r>
+          </w:p>
+        </w:tc>
+      </w:tr>
+      <w:tr>
+        <w:tc>
+          <w:tcPr/>
+          <w:p>
+            <w:pPr>
+              <w:pStyle w:val="Compact"/>
+            </w:pPr>
+            <w:hyperlink r:id="rId27">
+              <w:r>
+                <w:rPr>
+                  <w:rStyle w:val="VerbatimChar"/>
+                </w:rPr>
+                <w:t xml:space="preserve">../../v08-testing/integration.md</w:t>
+              </w:r>
+            </w:hyperlink>
+          </w:p>
+        </w:tc>
+        <w:tc>
+          <w:tcPr/>
+          <w:p>
+            <w:pPr>
+              <w:pStyle w:val="Compact"/>
+            </w:pPr>
+            <w:r>
+              <w:rPr>
+                <w:rStyle w:val="VerbatimChar"/>
+              </w:rPr>
+              <w:t xml:space="preserve">INT</w:t>
+            </w:r>
+          </w:p>
+        </w:tc>
+      </w:tr>
+      <w:tr>
+        <w:tc>
+          <w:tcPr/>
+          <w:p>
+            <w:pPr>
+              <w:pStyle w:val="Compact"/>
+            </w:pPr>
+            <w:hyperlink r:id="rId28">
+              <w:r>
+                <w:rPr>
+                  <w:rStyle w:val="VerbatimChar"/>
+                </w:rPr>
+                <w:t xml:space="preserve">../../v08-testing/e2e.md</w:t>
+              </w:r>
+            </w:hyperlink>
+          </w:p>
+        </w:tc>
+        <w:tc>
+          <w:tcPr/>
+          <w:p>
+            <w:pPr>
+              <w:pStyle w:val="Compact"/>
+            </w:pPr>
+            <w:r>
+              <w:rPr>
+                <w:rStyle w:val="VerbatimChar"/>
+              </w:rPr>
+              <w:t xml:space="preserve">E2E</w:t>
+            </w:r>
+          </w:p>
+        </w:tc>
+      </w:tr>
+      <w:tr>
+        <w:tc>
+          <w:tcPr/>
+          <w:p>
+            <w:pPr>
+              <w:pStyle w:val="Compact"/>
+            </w:pPr>
+            <w:hyperlink r:id="rId29">
+              <w:r>
+                <w:rPr>
+                  <w:rStyle w:val="VerbatimChar"/>
+                </w:rPr>
+                <w:t xml:space="preserve">../../v08-testing/full-automation.md</w:t>
+              </w:r>
+            </w:hyperlink>
+          </w:p>
+        </w:tc>
+        <w:tc>
+          <w:tcPr/>
+          <w:p>
+            <w:pPr>
+              <w:pStyle w:val="Compact"/>
+            </w:pPr>
+            <w:r>
+              <w:rPr>
+                <w:rStyle w:val="VerbatimChar"/>
+              </w:rPr>
+              <w:t xml:space="preserve">FA</w:t>
+            </w:r>
+          </w:p>
+        </w:tc>
+      </w:tr>
+      <w:tr>
+        <w:tc>
+          <w:tcPr/>
+          <w:p>
+            <w:pPr>
+              <w:pStyle w:val="Compact"/>
+            </w:pPr>
+            <w:hyperlink r:id="rId30">
+              <w:r>
+                <w:rPr>
+                  <w:rStyle w:val="VerbatimChar"/>
+                </w:rPr>
+                <w:t xml:space="preserve">../../v08-testing/challenges.md</w:t>
+              </w:r>
+            </w:hyperlink>
+          </w:p>
+        </w:tc>
+        <w:tc>
+          <w:tcPr/>
+          <w:p>
+            <w:pPr>
+              <w:pStyle w:val="Compact"/>
+            </w:pPr>
+            <w:r>
+              <w:rPr>
+                <w:rStyle w:val="VerbatimChar"/>
+              </w:rPr>
+              <w:t xml:space="preserve">CHAL</w:t>
+            </w:r>
+          </w:p>
+        </w:tc>
+      </w:tr>
+      <w:tr>
+        <w:tc>
+          <w:tcPr/>
+          <w:p>
+            <w:pPr>
+              <w:pStyle w:val="Compact"/>
+            </w:pPr>
+            <w:hyperlink r:id="rId31">
+              <w:r>
+                <w:rPr>
+                  <w:rStyle w:val="VerbatimChar"/>
+                </w:rPr>
+                <w:t xml:space="preserve">../../v08-testing/helixqa.md</w:t>
+              </w:r>
+            </w:hyperlink>
+          </w:p>
+        </w:tc>
+        <w:tc>
+          <w:tcPr/>
+          <w:p>
+            <w:pPr>
+              <w:pStyle w:val="Compact"/>
+            </w:pPr>
+            <w:r>
+              <w:rPr>
+                <w:rStyle w:val="VerbatimChar"/>
+              </w:rPr>
+              <w:t xml:space="preserve">HQA</w:t>
+            </w:r>
+          </w:p>
+        </w:tc>
+      </w:tr>
+      <w:tr>
+        <w:tc>
+          <w:tcPr/>
+          <w:p>
+            <w:pPr>
+              <w:pStyle w:val="Compact"/>
+            </w:pPr>
+            <w:hyperlink r:id="rId32">
+              <w:r>
+                <w:rPr>
+                  <w:rStyle w:val="VerbatimChar"/>
+                </w:rPr>
+                <w:t xml:space="preserve">../../v08-testing/security.md</w:t>
+              </w:r>
+            </w:hyperlink>
+          </w:p>
+        </w:tc>
+        <w:tc>
+          <w:tcPr/>
+          <w:p>
+            <w:pPr>
+              <w:pStyle w:val="Compact"/>
+            </w:pPr>
+            <w:r>
+              <w:rPr>
+                <w:rStyle w:val="VerbatimChar"/>
+              </w:rPr>
+              <w:t xml:space="preserve">SEC</w:t>
+            </w:r>
+          </w:p>
+        </w:tc>
+      </w:tr>
+      <w:tr>
+        <w:tc>
+          <w:tcPr/>
+          <w:p>
+            <w:pPr>
+              <w:pStyle w:val="Compact"/>
+            </w:pPr>
+            <w:hyperlink r:id="rId33">
+              <w:r>
+                <w:rPr>
+                  <w:rStyle w:val="VerbatimChar"/>
+                </w:rPr>
+                <w:t xml:space="preserve">../../v08-testing/ddos.md</w:t>
+              </w:r>
+            </w:hyperlink>
+          </w:p>
+        </w:tc>
+        <w:tc>
+          <w:tcPr/>
+          <w:p>
+            <w:pPr>
+              <w:pStyle w:val="Compact"/>
+            </w:pPr>
+            <w:r>
+              <w:rPr>
+                <w:rStyle w:val="VerbatimChar"/>
+              </w:rPr>
+              <w:t xml:space="preserve">DDOS</w:t>
+            </w:r>
+          </w:p>
+        </w:tc>
+      </w:tr>
+      <w:tr>
+        <w:tc>
+          <w:tcPr/>
+          <w:p>
+            <w:pPr>
+              <w:pStyle w:val="Compact"/>
+            </w:pPr>
+            <w:hyperlink r:id="rId34">
+              <w:r>
+                <w:rPr>
+                  <w:rStyle w:val="VerbatimChar"/>
+                </w:rPr>
+                <w:t xml:space="preserve">../../v08-testing/stress-chaos.md</w:t>
+              </w:r>
+            </w:hyperlink>
+          </w:p>
+        </w:tc>
+        <w:tc>
+          <w:tcPr/>
+          <w:p>
+            <w:pPr>
+              <w:pStyle w:val="Compact"/>
+            </w:pPr>
+            <w:r>
+              <w:rPr>
+                <w:rStyle w:val="VerbatimChar"/>
+              </w:rPr>
+              <w:t xml:space="preserve">STR/CHAOS</w:t>
+            </w:r>
+          </w:p>
+        </w:tc>
+      </w:tr>
+      <w:tr>
+        <w:tc>
+          <w:tcPr/>
+          <w:p>
+            <w:pPr>
+              <w:pStyle w:val="Compact"/>
+            </w:pPr>
+            <w:hyperlink r:id="rId35">
+              <w:r>
+                <w:rPr>
+                  <w:rStyle w:val="VerbatimChar"/>
+                </w:rPr>
+                <w:t xml:space="preserve">../../v08-testing/concurrency.md</w:t>
+              </w:r>
+            </w:hyperlink>
+          </w:p>
+        </w:tc>
+        <w:tc>
+          <w:tcPr/>
+          <w:p>
+            <w:pPr>
+              <w:pStyle w:val="Compact"/>
+            </w:pPr>
+            <w:r>
+              <w:rPr>
+                <w:rStyle w:val="VerbatimChar"/>
+              </w:rPr>
+              <w:t xml:space="preserve">CONC</w:t>
+            </w:r>
+          </w:p>
+        </w:tc>
+      </w:tr>
+      <w:tr>
+        <w:tc>
+          <w:tcPr/>
+          <w:p>
+            <w:pPr>
+              <w:pStyle w:val="Compact"/>
+            </w:pPr>
+            <w:hyperlink r:id="rId36">
+              <w:r>
+                <w:rPr>
+                  <w:rStyle w:val="VerbatimChar"/>
+                </w:rPr>
+                <w:t xml:space="preserve">../../v08-testing/race-deadlock.md</w:t>
+              </w:r>
+            </w:hyperlink>
+          </w:p>
+        </w:tc>
+        <w:tc>
+          <w:tcPr/>
+          <w:p>
+            <w:pPr>
+              <w:pStyle w:val="Compact"/>
+            </w:pPr>
+            <w:r>
+              <w:rPr>
+                <w:rStyle w:val="VerbatimChar"/>
+              </w:rPr>
+              <w:t xml:space="preserve">RACE</w:t>
+            </w:r>
+          </w:p>
+        </w:tc>
+      </w:tr>
+      <w:tr>
+        <w:tc>
+          <w:tcPr/>
+          <w:p>
+            <w:pPr>
+              <w:pStyle w:val="Compact"/>
+            </w:pPr>
+            <w:hyperlink r:id="rId37">
+              <w:r>
+                <w:rPr>
+                  <w:rStyle w:val="VerbatimChar"/>
+                </w:rPr>
+                <w:t xml:space="preserve">../../v08-testing/memory.md</w:t>
+              </w:r>
+            </w:hyperlink>
+          </w:p>
+        </w:tc>
+        <w:tc>
+          <w:tcPr/>
+          <w:p>
+            <w:pPr>
+              <w:pStyle w:val="Compact"/>
+            </w:pPr>
+            <w:r>
+              <w:rPr>
+                <w:rStyle w:val="VerbatimChar"/>
+              </w:rPr>
+              <w:t xml:space="preserve">MEM</w:t>
+            </w:r>
+          </w:p>
+        </w:tc>
+      </w:tr>
+      <w:tr>
+        <w:tc>
+          <w:tcPr/>
+          <w:p>
+            <w:pPr>
+              <w:pStyle w:val="Compact"/>
+            </w:pPr>
+            <w:hyperlink r:id="rId38">
+              <w:r>
+                <w:rPr>
+                  <w:rStyle w:val="VerbatimChar"/>
+                </w:rPr>
+                <w:t xml:space="preserve">../../v08-testing/benchmarking.md</w:t>
+              </w:r>
+            </w:hyperlink>
+          </w:p>
+        </w:tc>
+        <w:tc>
+          <w:tcPr/>
+          <w:p>
+            <w:pPr>
+              <w:pStyle w:val="Compact"/>
+            </w:pPr>
+            <w:r>
+              <w:rPr>
+                <w:rStyle w:val="VerbatimChar"/>
+              </w:rPr>
+              <w:t xml:space="preserve">BENCH/PERF/SCALE</w:t>
+            </w:r>
+          </w:p>
+        </w:tc>
+      </w:tr>
+      <w:tr>
+        <w:tc>
+          <w:tcPr/>
+          <w:p>
+            <w:pPr>
+              <w:pStyle w:val="Compact"/>
+            </w:pPr>
+            <w:hyperlink r:id="rId39">
+              <w:r>
+                <w:rPr>
+                  <w:rStyle w:val="VerbatimChar"/>
+                </w:rPr>
+                <w:t xml:space="preserve">../../v08-testing/coverage-ledger-schema.md</w:t>
+              </w:r>
+            </w:hyperlink>
+          </w:p>
+        </w:tc>
+        <w:tc>
+          <w:tcPr/>
+          <w:p>
+            <w:pPr>
+              <w:pStyle w:val="Compact"/>
+            </w:pPr>
+            <w:r>
+              <w:t xml:space="preserve">Ledger schema + evidence-state machine</w:t>
+            </w:r>
+          </w:p>
+        </w:tc>
+      </w:tr>
+      <w:tr>
+        <w:tc>
+          <w:tcPr/>
+          <w:p>
+            <w:pPr>
+              <w:pStyle w:val="Compact"/>
+            </w:pPr>
+            <w:hyperlink r:id="rId40">
+              <w:r>
+                <w:rPr>
+                  <w:rStyle w:val="VerbatimChar"/>
+                </w:rPr>
+                <w:t xml:space="preserve">../../v08-testing/test-rig.md</w:t>
+              </w:r>
+            </w:hyperlink>
+          </w:p>
+        </w:tc>
+        <w:tc>
+          <w:tcPr/>
+          <w:p>
+            <w:pPr>
+              <w:pStyle w:val="Compact"/>
+            </w:pPr>
+            <w:r>
+              <w:t xml:space="preserve">Shared rig topology</w:t>
+            </w:r>
+          </w:p>
+        </w:tc>
+      </w:tr>
+    </w:tbl>
+    <w:p>
+      <w:pPr>
+        <w:pStyle w:val="BodyText"/>
+      </w:pPr>
+      <w:r>
+        <w:t xml:space="preserve">These 15 docs (13 per-type specs + ledger schema + rig) are all authored and on disk; they close GAP-5 at the documentation level. Residual evidence-state</w:t>
+      </w:r>
+      <w:r>
+        <w:t xml:space="preserve"> </w:t>
+      </w:r>
+      <w:r>
+        <w:rPr>
+          <w:rStyle w:val="VerbatimChar"/>
+        </w:rPr>
+        <w:t xml:space="preserve">PENDING</w:t>
+      </w:r>
+      <w:r>
+        <w:t xml:space="preserve"> </w:t>
+      </w:r>
+      <w:r>
+        <w:t xml:space="preserve">is the honest spec-phase state until implementation produces captured PASS artifacts.</w:t>
+      </w:r>
+    </w:p>
+    <w:p>
+      <w:r>
+        <w:pict>
+          <v:rect style="width:0;height:1.5pt" o:hralign="center" o:hrstd="t" o:hr="t"/>
+        </w:pict>
+      </w:r>
+    </w:p>
+    <w:bookmarkEnd w:id="41"/>
+    <w:bookmarkStart w:id="48" w:name="Xbfc9b63c183ccc3a30ff91eecfb54ef562b8989"/>
+    <w:p>
+      <w:pPr>
+        <w:pStyle w:val="Heading2"/>
+      </w:pPr>
+      <w:r>
+        <w:t xml:space="preserve">12. Links</w:t>
       </w:r>
     </w:p>
     <w:p>
@@ -4875,7 +5459,7 @@
       <w:r>
         <w:t xml:space="preserve"> </w:t>
       </w:r>
-      <w:hyperlink r:id="rId26">
+      <w:hyperlink r:id="rId42">
         <w:r>
           <w:rPr>
             <w:rStyle w:val="VerbatimChar"/>
@@ -4898,7 +5482,7 @@
       <w:r>
         <w:t xml:space="preserve"> </w:t>
       </w:r>
-      <w:hyperlink r:id="rId27">
+      <w:hyperlink r:id="rId43">
         <w:r>
           <w:rPr>
             <w:rStyle w:val="VerbatimChar"/>
@@ -4916,12 +5500,35 @@
         </w:numPr>
       </w:pPr>
       <w:r>
+        <w:t xml:space="preserve">Requirements traceability / GAP register:</w:t>
+      </w:r>
+      <w:r>
+        <w:t xml:space="preserve"> </w:t>
+      </w:r>
+      <w:hyperlink r:id="rId44">
+        <w:r>
+          <w:rPr>
+            <w:rStyle w:val="VerbatimChar"/>
+          </w:rPr>
+          <w:t xml:space="preserve">../../v00-meta/requirements-traceability.md</w:t>
+        </w:r>
+      </w:hyperlink>
+    </w:p>
+    <w:p>
+      <w:pPr>
+        <w:pStyle w:val="Compact"/>
+        <w:numPr>
+          <w:ilvl w:val="0"/>
+          <w:numId w:val="1004"/>
+        </w:numPr>
+      </w:pPr>
+      <w:r>
         <w:t xml:space="preserve">Challenges bank:</w:t>
       </w:r>
       <w:r>
         <w:t xml:space="preserve"> </w:t>
       </w:r>
-      <w:hyperlink r:id="rId28">
+      <w:hyperlink r:id="rId45">
         <w:r>
           <w:rPr>
             <w:rStyle w:val="VerbatimChar"/>
@@ -4944,7 +5551,7 @@
       <w:r>
         <w:t xml:space="preserve"> </w:t>
       </w:r>
-      <w:hyperlink r:id="rId29">
+      <w:hyperlink r:id="rId46">
         <w:r>
           <w:rPr>
             <w:rStyle w:val="VerbatimChar"/>
@@ -4967,7 +5574,7 @@
       <w:r>
         <w:t xml:space="preserve"> </w:t>
       </w:r>
-      <w:hyperlink r:id="rId30">
+      <w:hyperlink r:id="rId47">
         <w:r>
           <w:rPr>
             <w:rStyle w:val="VerbatimChar"/>
@@ -4976,8 +5583,8 @@
         </w:r>
       </w:hyperlink>
     </w:p>
-    <w:bookmarkEnd w:id="31"/>
-    <w:bookmarkEnd w:id="32"/>
+    <w:bookmarkEnd w:id="48"/>
+    <w:bookmarkEnd w:id="49"/>
     <w:sectPr>
       <w:footnotePr>
         <w:numRestart w:val="eachSect"/>
